--- a/Coding 1 - year/Unit 1 - Intro to Programming/Daily Lesson Plans/Word/Day 2.docx
+++ b/Coding 1 - year/Unit 1 - Intro to Programming/Daily Lesson Plans/Word/Day 2.docx
@@ -50,12 +50,15 @@
               </w:rPr>
               <w:t xml:space="preserve">Coding I — Full Year</w:t>
             </w:r>
-          </w:p>
-          <w:p>
-            <w:pPr>
-              <w:spacing w:before="40"/>
-              <w:jc w:val="center"/>
-            </w:pPr>
+            <w:r>
+              <w:rPr>
+                <w:rFonts w:ascii="Arial" w:cs="Arial" w:eastAsia="Arial" w:hAnsi="Arial"/>
+                <w:sz w:val="16"/>
+                <w:szCs w:val="16"/>
+              </w:rPr>
+              <w:br/>
+              <w:t xml:space="preserve"/>
+            </w:r>
             <w:r>
               <w:rPr>
                 <w:rFonts w:ascii="Arial" w:cs="Arial" w:eastAsia="Arial" w:hAnsi="Arial"/>
@@ -83,7 +86,7 @@
           <w:rFonts w:ascii="Arial" w:cs="Arial" w:eastAsia="Arial" w:hAnsi="Arial"/>
           <w:b/>
           <w:bCs/>
-          <w:color w:val="1F3864"/>
+          <w:color w:val="2B5797"/>
           <w:sz w:val="32"/>
           <w:szCs w:val="32"/>
         </w:rPr>
@@ -261,9 +264,9 @@
               <w:right w:val="single" w:color="CCCCCC" w:sz="1"/>
             </w:tcBorders>
             <w:tcMar>
-              <w:top w:type="dxa" w:w="60"/>
+              <w:top w:type="dxa" w:w="80"/>
               <w:left w:type="dxa" w:w="120"/>
-              <w:bottom w:type="dxa" w:w="60"/>
+              <w:bottom w:type="dxa" w:w="80"/>
               <w:right w:type="dxa" w:w="120"/>
             </w:tcMar>
           </w:tcPr>
@@ -290,20 +293,213 @@
               <w:right w:val="single" w:color="CCCCCC" w:sz="1"/>
             </w:tcBorders>
             <w:tcMar>
-              <w:top w:type="dxa" w:w="60"/>
+              <w:top w:type="dxa" w:w="80"/>
               <w:left w:type="dxa" w:w="120"/>
-              <w:bottom w:type="dxa" w:w="60"/>
+              <w:bottom w:type="dxa" w:w="80"/>
               <w:right w:type="dxa" w:w="120"/>
             </w:tcMar>
           </w:tcPr>
           <w:p>
-            <w:r>
-              <w:rPr>
-                <w:rFonts w:ascii="Arial" w:cs="Arial" w:eastAsia="Arial" w:hAnsi="Arial"/>
-                <w:sz w:val="20"/>
-                <w:szCs w:val="20"/>
+            <w:pPr>
+              <w:spacing w:after="80" w:before="80"/>
+            </w:pPr>
+            <w:r>
+              <w:rPr>
+                <w:rFonts w:ascii="Arial" w:cs="Arial" w:eastAsia="Arial" w:hAnsi="Arial"/>
+                <w:b/>
+                <w:bCs/>
+                <w:i w:val="false"/>
+                <w:iCs w:val="false"/>
+                <w:color w:val="000000"/>
+                <w:sz w:val="22"/>
+                <w:szCs w:val="22"/>
               </w:rPr>
               <w:t xml:space="preserve">Bell Ringer / Review</w:t>
+            </w:r>
+            <w:r>
+              <w:rPr>
+                <w:rFonts w:ascii="Arial" w:cs="Arial" w:eastAsia="Arial" w:hAnsi="Arial"/>
+                <w:sz w:val="20"/>
+                <w:szCs w:val="20"/>
+              </w:rPr>
+              <w:br/>
+              <w:t xml:space="preserve"/>
+            </w:r>
+            <w:r>
+              <w:rPr>
+                <w:rFonts w:ascii="Arial" w:cs="Arial" w:eastAsia="Arial" w:hAnsi="Arial"/>
+                <w:sz w:val="20"/>
+                <w:szCs w:val="20"/>
+              </w:rPr>
+              <w:br/>
+              <w:t xml:space="preserve"/>
+            </w:r>
+            <w:r>
+              <w:rPr>
+                <w:rFonts w:ascii="Arial" w:cs="Arial" w:eastAsia="Arial" w:hAnsi="Arial"/>
+                <w:b/>
+                <w:bCs/>
+                <w:i w:val="false"/>
+                <w:iCs w:val="false"/>
+                <w:color w:val="000000"/>
+                <w:sz w:val="20"/>
+                <w:szCs w:val="20"/>
+              </w:rPr>
+              <w:t xml:space="preserve">Quick Write </w:t>
+            </w:r>
+            <w:r>
+              <w:rPr>
+                <w:rFonts w:ascii="Arial" w:cs="Arial" w:eastAsia="Arial" w:hAnsi="Arial"/>
+                <w:b w:val="false"/>
+                <w:bCs w:val="false"/>
+                <w:i w:val="false"/>
+                <w:iCs w:val="false"/>
+                <w:color w:val="000000"/>
+                <w:sz w:val="20"/>
+                <w:szCs w:val="20"/>
+              </w:rPr>
+              <w:t xml:space="preserve">(3 min — written or verbal):</w:t>
+            </w:r>
+            <w:r>
+              <w:rPr>
+                <w:rFonts w:ascii="Arial" w:cs="Arial" w:eastAsia="Arial" w:hAnsi="Arial"/>
+                <w:sz w:val="20"/>
+                <w:szCs w:val="20"/>
+              </w:rPr>
+              <w:br/>
+              <w:t xml:space="preserve"/>
+            </w:r>
+            <w:r>
+              <w:rPr>
+                <w:rFonts w:ascii="Arial" w:cs="Arial" w:eastAsia="Arial" w:hAnsi="Arial"/>
+                <w:b w:val="false"/>
+                <w:bCs w:val="false"/>
+                <w:i w:val="false"/>
+                <w:iCs w:val="false"/>
+                <w:color w:val="000000"/>
+                <w:sz w:val="20"/>
+                <w:szCs w:val="20"/>
+              </w:rPr>
+              <w:t xml:space="preserve">    What do you already know about how to write and trace pseudocode and flowcharts to represent algorithms?</w:t>
+            </w:r>
+            <w:r>
+              <w:rPr>
+                <w:rFonts w:ascii="Arial" w:cs="Arial" w:eastAsia="Arial" w:hAnsi="Arial"/>
+                <w:sz w:val="20"/>
+                <w:szCs w:val="20"/>
+              </w:rPr>
+              <w:br/>
+              <w:t xml:space="preserve"/>
+            </w:r>
+            <w:r>
+              <w:rPr>
+                <w:rFonts w:ascii="Arial" w:cs="Arial" w:eastAsia="Arial" w:hAnsi="Arial"/>
+                <w:sz w:val="20"/>
+                <w:szCs w:val="20"/>
+              </w:rPr>
+              <w:br/>
+              <w:t xml:space="preserve"/>
+            </w:r>
+            <w:r>
+              <w:rPr>
+                <w:rFonts w:ascii="Arial" w:cs="Arial" w:eastAsia="Arial" w:hAnsi="Arial"/>
+                <w:b/>
+                <w:bCs/>
+                <w:i w:val="false"/>
+                <w:iCs w:val="false"/>
+                <w:color w:val="000000"/>
+                <w:sz w:val="20"/>
+                <w:szCs w:val="20"/>
+              </w:rPr>
+              <w:t xml:space="preserve">Vocabulary Preview — </w:t>
+            </w:r>
+            <w:r>
+              <w:rPr>
+                <w:rFonts w:ascii="Arial" w:cs="Arial" w:eastAsia="Arial" w:hAnsi="Arial"/>
+                <w:b w:val="false"/>
+                <w:bCs w:val="false"/>
+                <w:i w:val="false"/>
+                <w:iCs w:val="false"/>
+                <w:color w:val="000000"/>
+                <w:sz w:val="20"/>
+                <w:szCs w:val="20"/>
+              </w:rPr>
+              <w:t xml:space="preserve">terms we'll use today:</w:t>
+            </w:r>
+            <w:r>
+              <w:rPr>
+                <w:rFonts w:ascii="Arial" w:cs="Arial" w:eastAsia="Arial" w:hAnsi="Arial"/>
+                <w:sz w:val="20"/>
+                <w:szCs w:val="20"/>
+              </w:rPr>
+              <w:br/>
+              <w:t xml:space="preserve"/>
+            </w:r>
+            <w:r>
+              <w:rPr>
+                <w:rFonts w:ascii="Arial" w:cs="Arial" w:eastAsia="Arial" w:hAnsi="Arial"/>
+                <w:b w:val="false"/>
+                <w:bCs w:val="false"/>
+                <w:i w:val="false"/>
+                <w:iCs w:val="false"/>
+                <w:color w:val="000000"/>
+                <w:sz w:val="20"/>
+                <w:szCs w:val="20"/>
+              </w:rPr>
+              <w:t xml:space="preserve">    • pseudocode   •   flowcharts   •   Ovals   •   Rectangles   •   Diamonds   •   Arrows</w:t>
+            </w:r>
+            <w:r>
+              <w:rPr>
+                <w:rFonts w:ascii="Arial" w:cs="Arial" w:eastAsia="Arial" w:hAnsi="Arial"/>
+                <w:sz w:val="20"/>
+                <w:szCs w:val="20"/>
+              </w:rPr>
+              <w:br/>
+              <w:t xml:space="preserve"/>
+            </w:r>
+            <w:r>
+              <w:rPr>
+                <w:rFonts w:ascii="Arial" w:cs="Arial" w:eastAsia="Arial" w:hAnsi="Arial"/>
+                <w:sz w:val="20"/>
+                <w:szCs w:val="20"/>
+              </w:rPr>
+              <w:br/>
+              <w:t xml:space="preserve"/>
+            </w:r>
+            <w:r>
+              <w:rPr>
+                <w:rFonts w:ascii="Arial" w:cs="Arial" w:eastAsia="Arial" w:hAnsi="Arial"/>
+                <w:b w:val="false"/>
+                <w:bCs w:val="false"/>
+                <w:i/>
+                <w:iCs/>
+                <w:color w:val="444444"/>
+                <w:sz w:val="20"/>
+                <w:szCs w:val="20"/>
+              </w:rPr>
+              <w:t xml:space="preserve">Today's Goal: By the end of class you will be able to write and trace pseudocode and flowcharts to represent algorithms.</w:t>
+            </w:r>
+            <w:r>
+              <w:rPr>
+                <w:rFonts w:ascii="Arial" w:cs="Arial" w:eastAsia="Arial" w:hAnsi="Arial"/>
+                <w:sz w:val="20"/>
+                <w:szCs w:val="20"/>
+              </w:rPr>
+              <w:br/>
+              <w:t xml:space="preserve"/>
+            </w:r>
+            <w:r>
+              <w:rPr>
+                <w:rFonts w:ascii="Arial" w:cs="Arial" w:eastAsia="Arial" w:hAnsi="Arial"/>
+                <w:b w:val="false"/>
+                <w:bCs w:val="false"/>
+                <w:i/>
+                <w:iCs/>
+                <w:color w:val="555555"/>
+                <w:sz w:val="20"/>
+                <w:szCs w:val="20"/>
+              </w:rPr>
+              <w:t xml:space="preserve">→ Pair-share your response, then 2–3 students share with the class.</w:t>
             </w:r>
           </w:p>
         </w:tc>
@@ -319,9 +515,9 @@
               <w:right w:val="single" w:color="CCCCCC" w:sz="1"/>
             </w:tcBorders>
             <w:tcMar>
-              <w:top w:type="dxa" w:w="60"/>
+              <w:top w:type="dxa" w:w="80"/>
               <w:left w:type="dxa" w:w="120"/>
-              <w:bottom w:type="dxa" w:w="60"/>
+              <w:bottom w:type="dxa" w:w="80"/>
               <w:right w:type="dxa" w:w="120"/>
             </w:tcMar>
           </w:tcPr>
@@ -348,20 +544,468 @@
               <w:right w:val="single" w:color="CCCCCC" w:sz="1"/>
             </w:tcBorders>
             <w:tcMar>
-              <w:top w:type="dxa" w:w="60"/>
+              <w:top w:type="dxa" w:w="80"/>
               <w:left w:type="dxa" w:w="120"/>
-              <w:bottom w:type="dxa" w:w="60"/>
+              <w:bottom w:type="dxa" w:w="80"/>
               <w:right w:type="dxa" w:w="120"/>
             </w:tcMar>
           </w:tcPr>
           <w:p>
-            <w:r>
-              <w:rPr>
-                <w:rFonts w:ascii="Arial" w:cs="Arial" w:eastAsia="Arial" w:hAnsi="Arial"/>
-                <w:sz w:val="20"/>
-                <w:szCs w:val="20"/>
-              </w:rPr>
-              <w:t xml:space="preserve">Mini Lesson: Pseudocode &amp; Flowcharts</w:t>
+            <w:pPr>
+              <w:spacing w:after="80" w:before="80"/>
+            </w:pPr>
+            <w:r>
+              <w:rPr>
+                <w:rFonts w:ascii="Arial" w:cs="Arial" w:eastAsia="Arial" w:hAnsi="Arial"/>
+                <w:b/>
+                <w:bCs/>
+                <w:i w:val="false"/>
+                <w:iCs w:val="false"/>
+                <w:color w:val="000000"/>
+                <w:sz w:val="22"/>
+                <w:szCs w:val="22"/>
+              </w:rPr>
+              <w:t xml:space="preserve">Mini Lesson: </w:t>
+            </w:r>
+            <w:r>
+              <w:rPr>
+                <w:rFonts w:ascii="Arial" w:cs="Arial" w:eastAsia="Arial" w:hAnsi="Arial"/>
+                <w:b w:val="false"/>
+                <w:bCs w:val="false"/>
+                <w:i w:val="false"/>
+                <w:iCs w:val="false"/>
+                <w:color w:val="000000"/>
+                <w:sz w:val="22"/>
+                <w:szCs w:val="22"/>
+              </w:rPr>
+              <w:t xml:space="preserve">Pseudocode &amp; Flowcharts</w:t>
+            </w:r>
+            <w:r>
+              <w:rPr>
+                <w:rFonts w:ascii="Arial" w:cs="Arial" w:eastAsia="Arial" w:hAnsi="Arial"/>
+                <w:sz w:val="20"/>
+                <w:szCs w:val="20"/>
+              </w:rPr>
+              <w:br/>
+              <w:t xml:space="preserve"/>
+            </w:r>
+            <w:r>
+              <w:rPr>
+                <w:rFonts w:ascii="Arial" w:cs="Arial" w:eastAsia="Arial" w:hAnsi="Arial"/>
+                <w:sz w:val="20"/>
+                <w:szCs w:val="20"/>
+              </w:rPr>
+              <w:br/>
+              <w:t xml:space="preserve"/>
+            </w:r>
+            <w:r>
+              <w:rPr>
+                <w:rFonts w:ascii="Arial" w:cs="Arial" w:eastAsia="Arial" w:hAnsi="Arial"/>
+                <w:b/>
+                <w:bCs/>
+                <w:i/>
+                <w:iCs/>
+                <w:color w:val="000000"/>
+                <w:sz w:val="20"/>
+                <w:szCs w:val="20"/>
+              </w:rPr>
+              <w:t xml:space="preserve">Learning Target: </w:t>
+            </w:r>
+            <w:r>
+              <w:rPr>
+                <w:rFonts w:ascii="Arial" w:cs="Arial" w:eastAsia="Arial" w:hAnsi="Arial"/>
+                <w:b w:val="false"/>
+                <w:bCs w:val="false"/>
+                <w:i/>
+                <w:iCs/>
+                <w:color w:val="333333"/>
+                <w:sz w:val="20"/>
+                <w:szCs w:val="20"/>
+              </w:rPr>
+              <w:t xml:space="preserve">I can write and trace pseudocode and flowcharts to represent algorithms.</w:t>
+            </w:r>
+            <w:r>
+              <w:rPr>
+                <w:rFonts w:ascii="Arial" w:cs="Arial" w:eastAsia="Arial" w:hAnsi="Arial"/>
+                <w:sz w:val="20"/>
+                <w:szCs w:val="20"/>
+              </w:rPr>
+              <w:br/>
+              <w:t xml:space="preserve"/>
+            </w:r>
+            <w:r>
+              <w:rPr>
+                <w:rFonts w:ascii="Arial" w:cs="Arial" w:eastAsia="Arial" w:hAnsi="Arial"/>
+                <w:sz w:val="20"/>
+                <w:szCs w:val="20"/>
+              </w:rPr>
+              <w:br/>
+              <w:t xml:space="preserve"/>
+            </w:r>
+            <w:r>
+              <w:rPr>
+                <w:rFonts w:ascii="Arial" w:cs="Arial" w:eastAsia="Arial" w:hAnsi="Arial"/>
+                <w:b w:val="false"/>
+                <w:bCs w:val="false"/>
+                <w:i w:val="false"/>
+                <w:iCs w:val="false"/>
+                <w:color w:val="000000"/>
+                <w:sz w:val="20"/>
+                <w:szCs w:val="20"/>
+              </w:rPr>
+              <w:t xml:space="preserve">Before writing actual code, it's helpful to plan your solution using pseudocode and flowcharts. These tools help you think through the logic without worrying about programming syntax.</w:t>
+            </w:r>
+            <w:r>
+              <w:rPr>
+                <w:rFonts w:ascii="Arial" w:cs="Arial" w:eastAsia="Arial" w:hAnsi="Arial"/>
+                <w:sz w:val="20"/>
+                <w:szCs w:val="20"/>
+              </w:rPr>
+              <w:br/>
+              <w:t xml:space="preserve"/>
+            </w:r>
+            <w:r>
+              <w:rPr>
+                <w:rFonts w:ascii="Arial" w:cs="Arial" w:eastAsia="Arial" w:hAnsi="Arial"/>
+                <w:b w:val="false"/>
+                <w:bCs w:val="false"/>
+                <w:i w:val="false"/>
+                <w:iCs w:val="false"/>
+                <w:color w:val="000000"/>
+                <w:sz w:val="20"/>
+                <w:szCs w:val="20"/>
+              </w:rPr>
+              <w:t xml:space="preserve">Pseudocode is a way of writing algorithms using English-like statements instead of actual code. It's human-readable and focuses on the logic of the solution. Unlike code, pseudocode is informal and designed for clarity. Example:</w:t>
+            </w:r>
+            <w:r>
+              <w:rPr>
+                <w:rFonts w:ascii="Arial" w:cs="Arial" w:eastAsia="Arial" w:hAnsi="Arial"/>
+                <w:sz w:val="20"/>
+                <w:szCs w:val="20"/>
+              </w:rPr>
+              <w:br/>
+              <w:t xml:space="preserve"/>
+            </w:r>
+            <w:r>
+              <w:rPr>
+                <w:rFonts w:ascii="Arial" w:cs="Arial" w:eastAsia="Arial" w:hAnsi="Arial"/>
+                <w:sz w:val="20"/>
+                <w:szCs w:val="20"/>
+              </w:rPr>
+              <w:br/>
+              <w:t xml:space="preserve"/>
+            </w:r>
+            <w:r>
+              <w:rPr>
+                <w:rFonts w:ascii="Arial" w:cs="Arial" w:eastAsia="Arial" w:hAnsi="Arial"/>
+                <w:b/>
+                <w:bCs/>
+                <w:i w:val="false"/>
+                <w:iCs w:val="false"/>
+                <w:color w:val="000000"/>
+                <w:sz w:val="20"/>
+                <w:szCs w:val="20"/>
+              </w:rPr>
+              <w:t xml:space="preserve">Key Concepts:</w:t>
+            </w:r>
+            <w:r>
+              <w:rPr>
+                <w:rFonts w:ascii="Arial" w:cs="Arial" w:eastAsia="Arial" w:hAnsi="Arial"/>
+                <w:sz w:val="20"/>
+                <w:szCs w:val="20"/>
+              </w:rPr>
+              <w:br/>
+              <w:t xml:space="preserve"/>
+            </w:r>
+            <w:r>
+              <w:rPr>
+                <w:rFonts w:ascii="Arial" w:cs="Arial" w:eastAsia="Arial" w:hAnsi="Arial"/>
+                <w:b w:val="false"/>
+                <w:bCs w:val="false"/>
+                <w:i w:val="false"/>
+                <w:iCs w:val="false"/>
+                <w:color w:val="000000"/>
+                <w:sz w:val="20"/>
+                <w:szCs w:val="20"/>
+              </w:rPr>
+              <w:t xml:space="preserve">    • Ovals = Start/End points</w:t>
+            </w:r>
+            <w:r>
+              <w:rPr>
+                <w:rFonts w:ascii="Arial" w:cs="Arial" w:eastAsia="Arial" w:hAnsi="Arial"/>
+                <w:sz w:val="20"/>
+                <w:szCs w:val="20"/>
+              </w:rPr>
+              <w:br/>
+              <w:t xml:space="preserve"/>
+            </w:r>
+            <w:r>
+              <w:rPr>
+                <w:rFonts w:ascii="Arial" w:cs="Arial" w:eastAsia="Arial" w:hAnsi="Arial"/>
+                <w:b w:val="false"/>
+                <w:bCs w:val="false"/>
+                <w:i w:val="false"/>
+                <w:iCs w:val="false"/>
+                <w:color w:val="000000"/>
+                <w:sz w:val="20"/>
+                <w:szCs w:val="20"/>
+              </w:rPr>
+              <w:t xml:space="preserve">    • Rectangles = Processes or actions</w:t>
+            </w:r>
+            <w:r>
+              <w:rPr>
+                <w:rFonts w:ascii="Arial" w:cs="Arial" w:eastAsia="Arial" w:hAnsi="Arial"/>
+                <w:sz w:val="20"/>
+                <w:szCs w:val="20"/>
+              </w:rPr>
+              <w:br/>
+              <w:t xml:space="preserve"/>
+            </w:r>
+            <w:r>
+              <w:rPr>
+                <w:rFonts w:ascii="Arial" w:cs="Arial" w:eastAsia="Arial" w:hAnsi="Arial"/>
+                <w:b w:val="false"/>
+                <w:bCs w:val="false"/>
+                <w:i w:val="false"/>
+                <w:iCs w:val="false"/>
+                <w:color w:val="000000"/>
+                <w:sz w:val="20"/>
+                <w:szCs w:val="20"/>
+              </w:rPr>
+              <w:t xml:space="preserve">    • Diamonds = Decisions (yes/no questions)</w:t>
+            </w:r>
+            <w:r>
+              <w:rPr>
+                <w:rFonts w:ascii="Arial" w:cs="Arial" w:eastAsia="Arial" w:hAnsi="Arial"/>
+                <w:sz w:val="20"/>
+                <w:szCs w:val="20"/>
+              </w:rPr>
+              <w:br/>
+              <w:t xml:space="preserve"/>
+            </w:r>
+            <w:r>
+              <w:rPr>
+                <w:rFonts w:ascii="Arial" w:cs="Arial" w:eastAsia="Arial" w:hAnsi="Arial"/>
+                <w:b w:val="false"/>
+                <w:bCs w:val="false"/>
+                <w:i w:val="false"/>
+                <w:iCs w:val="false"/>
+                <w:color w:val="000000"/>
+                <w:sz w:val="20"/>
+                <w:szCs w:val="20"/>
+              </w:rPr>
+              <w:t xml:space="preserve">    • Arrows = Direction of flow</w:t>
+            </w:r>
+            <w:r>
+              <w:rPr>
+                <w:rFonts w:ascii="Arial" w:cs="Arial" w:eastAsia="Arial" w:hAnsi="Arial"/>
+                <w:sz w:val="20"/>
+                <w:szCs w:val="20"/>
+              </w:rPr>
+              <w:br/>
+              <w:t xml:space="preserve"/>
+            </w:r>
+            <w:r>
+              <w:rPr>
+                <w:rFonts w:ascii="Arial" w:cs="Arial" w:eastAsia="Arial" w:hAnsi="Arial"/>
+                <w:b w:val="false"/>
+                <w:bCs w:val="false"/>
+                <w:i w:val="false"/>
+                <w:iCs w:val="false"/>
+                <w:color w:val="000000"/>
+                <w:sz w:val="20"/>
+                <w:szCs w:val="20"/>
+              </w:rPr>
+              <w:t xml:space="preserve">    • Clear and easy to follow</w:t>
+            </w:r>
+            <w:r>
+              <w:rPr>
+                <w:rFonts w:ascii="Arial" w:cs="Arial" w:eastAsia="Arial" w:hAnsi="Arial"/>
+                <w:sz w:val="20"/>
+                <w:szCs w:val="20"/>
+              </w:rPr>
+              <w:br/>
+              <w:t xml:space="preserve"/>
+            </w:r>
+            <w:r>
+              <w:rPr>
+                <w:rFonts w:ascii="Arial" w:cs="Arial" w:eastAsia="Arial" w:hAnsi="Arial"/>
+                <w:b w:val="false"/>
+                <w:bCs w:val="false"/>
+                <w:i w:val="false"/>
+                <w:iCs w:val="false"/>
+                <w:color w:val="000000"/>
+                <w:sz w:val="20"/>
+                <w:szCs w:val="20"/>
+              </w:rPr>
+              <w:t xml:space="preserve">    • Use standard shapes correctly</w:t>
+            </w:r>
+            <w:r>
+              <w:rPr>
+                <w:rFonts w:ascii="Arial" w:cs="Arial" w:eastAsia="Arial" w:hAnsi="Arial"/>
+                <w:sz w:val="20"/>
+                <w:szCs w:val="20"/>
+              </w:rPr>
+              <w:br/>
+              <w:t xml:space="preserve"/>
+            </w:r>
+            <w:r>
+              <w:rPr>
+                <w:rFonts w:ascii="Arial" w:cs="Arial" w:eastAsia="Arial" w:hAnsi="Arial"/>
+                <w:b w:val="false"/>
+                <w:bCs w:val="false"/>
+                <w:i w:val="false"/>
+                <w:iCs w:val="false"/>
+                <w:color w:val="000000"/>
+                <w:sz w:val="20"/>
+                <w:szCs w:val="20"/>
+              </w:rPr>
+              <w:t xml:space="preserve">    • Show decision points explicitly</w:t>
+            </w:r>
+            <w:r>
+              <w:rPr>
+                <w:rFonts w:ascii="Arial" w:cs="Arial" w:eastAsia="Arial" w:hAnsi="Arial"/>
+                <w:sz w:val="20"/>
+                <w:szCs w:val="20"/>
+              </w:rPr>
+              <w:br/>
+              <w:t xml:space="preserve"/>
+            </w:r>
+            <w:r>
+              <w:rPr>
+                <w:rFonts w:ascii="Arial" w:cs="Arial" w:eastAsia="Arial" w:hAnsi="Arial"/>
+                <w:b w:val="false"/>
+                <w:bCs w:val="false"/>
+                <w:i w:val="false"/>
+                <w:iCs w:val="false"/>
+                <w:color w:val="000000"/>
+                <w:sz w:val="20"/>
+                <w:szCs w:val="20"/>
+              </w:rPr>
+              <w:t xml:space="preserve">    • Follow a logical sequence from top to bottom</w:t>
+            </w:r>
+            <w:r>
+              <w:rPr>
+                <w:rFonts w:ascii="Arial" w:cs="Arial" w:eastAsia="Arial" w:hAnsi="Arial"/>
+                <w:sz w:val="20"/>
+                <w:szCs w:val="20"/>
+              </w:rPr>
+              <w:br/>
+              <w:t xml:space="preserve"/>
+            </w:r>
+            <w:r>
+              <w:rPr>
+                <w:rFonts w:ascii="Arial" w:cs="Arial" w:eastAsia="Arial" w:hAnsi="Arial"/>
+                <w:sz w:val="20"/>
+                <w:szCs w:val="20"/>
+              </w:rPr>
+              <w:br/>
+              <w:t xml:space="preserve"/>
+            </w:r>
+            <w:r>
+              <w:rPr>
+                <w:rFonts w:ascii="Arial" w:cs="Arial" w:eastAsia="Arial" w:hAnsi="Arial"/>
+                <w:b/>
+                <w:bCs/>
+                <w:i w:val="false"/>
+                <w:iCs w:val="false"/>
+                <w:color w:val="000000"/>
+                <w:sz w:val="20"/>
+                <w:szCs w:val="20"/>
+              </w:rPr>
+              <w:t xml:space="preserve">Vocabulary: </w:t>
+            </w:r>
+            <w:r>
+              <w:rPr>
+                <w:rFonts w:ascii="Arial" w:cs="Arial" w:eastAsia="Arial" w:hAnsi="Arial"/>
+                <w:b w:val="false"/>
+                <w:bCs w:val="false"/>
+                <w:i w:val="false"/>
+                <w:iCs w:val="false"/>
+                <w:color w:val="000000"/>
+                <w:sz w:val="20"/>
+                <w:szCs w:val="20"/>
+              </w:rPr>
+              <w:t xml:space="preserve">pseudocode, flowcharts, Ovals, Rectangles, Diamonds, Arrows</w:t>
+            </w:r>
+            <w:r>
+              <w:rPr>
+                <w:rFonts w:ascii="Arial" w:cs="Arial" w:eastAsia="Arial" w:hAnsi="Arial"/>
+                <w:sz w:val="20"/>
+                <w:szCs w:val="20"/>
+              </w:rPr>
+              <w:br/>
+              <w:t xml:space="preserve"/>
+            </w:r>
+            <w:r>
+              <w:rPr>
+                <w:rFonts w:ascii="Arial" w:cs="Arial" w:eastAsia="Arial" w:hAnsi="Arial"/>
+                <w:sz w:val="20"/>
+                <w:szCs w:val="20"/>
+              </w:rPr>
+              <w:br/>
+              <w:t xml:space="preserve"/>
+            </w:r>
+            <w:r>
+              <w:rPr>
+                <w:rFonts w:ascii="Arial" w:cs="Arial" w:eastAsia="Arial" w:hAnsi="Arial"/>
+                <w:b/>
+                <w:bCs/>
+                <w:i/>
+                <w:iCs/>
+                <w:color w:val="555555"/>
+                <w:sz w:val="20"/>
+                <w:szCs w:val="20"/>
+              </w:rPr>
+              <w:t xml:space="preserve">→ Live Demo — </w:t>
+            </w:r>
+            <w:r>
+              <w:rPr>
+                <w:rFonts w:ascii="Arial" w:cs="Arial" w:eastAsia="Arial" w:hAnsi="Arial"/>
+                <w:b w:val="false"/>
+                <w:bCs w:val="false"/>
+                <w:i/>
+                <w:iCs/>
+                <w:color w:val="555555"/>
+                <w:sz w:val="20"/>
+                <w:szCs w:val="20"/>
+              </w:rPr>
+              <w:t xml:space="preserve">type examples as students follow along in their own editor.</w:t>
+            </w:r>
+            <w:r>
+              <w:rPr>
+                <w:rFonts w:ascii="Arial" w:cs="Arial" w:eastAsia="Arial" w:hAnsi="Arial"/>
+                <w:sz w:val="20"/>
+                <w:szCs w:val="20"/>
+              </w:rPr>
+              <w:br/>
+              <w:t xml:space="preserve"/>
+            </w:r>
+            <w:r>
+              <w:rPr>
+                <w:rFonts w:ascii="Arial" w:cs="Arial" w:eastAsia="Arial" w:hAnsi="Arial"/>
+                <w:b/>
+                <w:bCs/>
+                <w:i/>
+                <w:iCs/>
+                <w:color w:val="555555"/>
+                <w:sz w:val="20"/>
+                <w:szCs w:val="20"/>
+              </w:rPr>
+              <w:t xml:space="preserve">→ Check for Understanding: </w:t>
+            </w:r>
+            <w:r>
+              <w:rPr>
+                <w:rFonts w:ascii="Arial" w:cs="Arial" w:eastAsia="Arial" w:hAnsi="Arial"/>
+                <w:b w:val="false"/>
+                <w:bCs w:val="false"/>
+                <w:i/>
+                <w:iCs/>
+                <w:color w:val="555555"/>
+                <w:sz w:val="20"/>
+                <w:szCs w:val="20"/>
+              </w:rPr>
+              <w:t xml:space="preserve">pause and cold-call: “Can someone explain what we just did in their own words?”</w:t>
             </w:r>
           </w:p>
         </w:tc>
@@ -377,9 +1021,9 @@
               <w:right w:val="single" w:color="CCCCCC" w:sz="1"/>
             </w:tcBorders>
             <w:tcMar>
-              <w:top w:type="dxa" w:w="60"/>
+              <w:top w:type="dxa" w:w="80"/>
               <w:left w:type="dxa" w:w="120"/>
-              <w:bottom w:type="dxa" w:w="60"/>
+              <w:bottom w:type="dxa" w:w="80"/>
               <w:right w:type="dxa" w:w="120"/>
             </w:tcMar>
           </w:tcPr>
@@ -406,20 +1050,90 @@
               <w:right w:val="single" w:color="CCCCCC" w:sz="1"/>
             </w:tcBorders>
             <w:tcMar>
-              <w:top w:type="dxa" w:w="60"/>
+              <w:top w:type="dxa" w:w="80"/>
               <w:left w:type="dxa" w:w="120"/>
-              <w:bottom w:type="dxa" w:w="60"/>
+              <w:bottom w:type="dxa" w:w="80"/>
               <w:right w:type="dxa" w:w="120"/>
             </w:tcMar>
           </w:tcPr>
           <w:p>
-            <w:r>
-              <w:rPr>
-                <w:rFonts w:ascii="Arial" w:cs="Arial" w:eastAsia="Arial" w:hAnsi="Arial"/>
-                <w:sz w:val="20"/>
-                <w:szCs w:val="20"/>
+            <w:pPr>
+              <w:spacing w:after="80" w:before="80"/>
+            </w:pPr>
+            <w:r>
+              <w:rPr>
+                <w:rFonts w:ascii="Arial" w:cs="Arial" w:eastAsia="Arial" w:hAnsi="Arial"/>
+                <w:b/>
+                <w:bCs/>
+                <w:i w:val="false"/>
+                <w:iCs w:val="false"/>
+                <w:color w:val="000000"/>
+                <w:sz w:val="22"/>
+                <w:szCs w:val="22"/>
               </w:rPr>
               <w:t xml:space="preserve">Guided Practice</w:t>
+            </w:r>
+            <w:r>
+              <w:rPr>
+                <w:rFonts w:ascii="Arial" w:cs="Arial" w:eastAsia="Arial" w:hAnsi="Arial"/>
+                <w:sz w:val="20"/>
+                <w:szCs w:val="20"/>
+              </w:rPr>
+              <w:br/>
+              <w:t xml:space="preserve"/>
+            </w:r>
+            <w:r>
+              <w:rPr>
+                <w:rFonts w:ascii="Arial" w:cs="Arial" w:eastAsia="Arial" w:hAnsi="Arial"/>
+                <w:sz w:val="20"/>
+                <w:szCs w:val="20"/>
+              </w:rPr>
+              <w:br/>
+              <w:t xml:space="preserve"/>
+            </w:r>
+            <w:r>
+              <w:rPr>
+                <w:rFonts w:ascii="Arial" w:cs="Arial" w:eastAsia="Arial" w:hAnsi="Arial"/>
+                <w:b w:val="false"/>
+                <w:bCs w:val="false"/>
+                <w:i w:val="false"/>
+                <w:iCs w:val="false"/>
+                <w:color w:val="000000"/>
+                <w:sz w:val="20"/>
+                <w:szCs w:val="20"/>
+              </w:rPr>
+              <w:t xml:space="preserve">Write pseudocode for a simple task: "Make a cup of tea." Include at least 6 steps. Then convert your pseudocode into a flowchart (you can draw it or describe it using text).</w:t>
+            </w:r>
+            <w:r>
+              <w:rPr>
+                <w:rFonts w:ascii="Arial" w:cs="Arial" w:eastAsia="Arial" w:hAnsi="Arial"/>
+                <w:sz w:val="20"/>
+                <w:szCs w:val="20"/>
+              </w:rPr>
+              <w:br/>
+              <w:t xml:space="preserve"/>
+            </w:r>
+            <w:r>
+              <w:rPr>
+                <w:rFonts w:ascii="Arial" w:cs="Arial" w:eastAsia="Arial" w:hAnsi="Arial"/>
+                <w:sz w:val="20"/>
+                <w:szCs w:val="20"/>
+              </w:rPr>
+              <w:br/>
+              <w:t xml:space="preserve"/>
+            </w:r>
+            <w:r>
+              <w:rPr>
+                <w:rFonts w:ascii="Arial" w:cs="Arial" w:eastAsia="Arial" w:hAnsi="Arial"/>
+                <w:b w:val="false"/>
+                <w:bCs w:val="false"/>
+                <w:i/>
+                <w:iCs/>
+                <w:color w:val="555555"/>
+                <w:sz w:val="20"/>
+                <w:szCs w:val="20"/>
+              </w:rPr>
+              <w:t xml:space="preserve">→ Teacher models — students try alongside, then compare results.</w:t>
             </w:r>
           </w:p>
         </w:tc>
@@ -435,9 +1149,9 @@
               <w:right w:val="single" w:color="CCCCCC" w:sz="1"/>
             </w:tcBorders>
             <w:tcMar>
-              <w:top w:type="dxa" w:w="60"/>
+              <w:top w:type="dxa" w:w="80"/>
               <w:left w:type="dxa" w:w="120"/>
-              <w:bottom w:type="dxa" w:w="60"/>
+              <w:bottom w:type="dxa" w:w="80"/>
               <w:right w:type="dxa" w:w="120"/>
             </w:tcMar>
           </w:tcPr>
@@ -450,7 +1164,7 @@
                 <w:sz w:val="20"/>
                 <w:szCs w:val="20"/>
               </w:rPr>
-              <w:t xml:space="preserve">15-20 min</w:t>
+              <w:t xml:space="preserve">15–20 min</w:t>
             </w:r>
           </w:p>
         </w:tc>
@@ -464,20 +1178,164 @@
               <w:right w:val="single" w:color="CCCCCC" w:sz="1"/>
             </w:tcBorders>
             <w:tcMar>
-              <w:top w:type="dxa" w:w="60"/>
+              <w:top w:type="dxa" w:w="80"/>
               <w:left w:type="dxa" w:w="120"/>
-              <w:bottom w:type="dxa" w:w="60"/>
+              <w:bottom w:type="dxa" w:w="80"/>
               <w:right w:type="dxa" w:w="120"/>
             </w:tcMar>
           </w:tcPr>
           <w:p>
-            <w:r>
-              <w:rPr>
-                <w:rFonts w:ascii="Arial" w:cs="Arial" w:eastAsia="Arial" w:hAnsi="Arial"/>
-                <w:sz w:val="20"/>
-                <w:szCs w:val="20"/>
+            <w:pPr>
+              <w:spacing w:after="80" w:before="80"/>
+            </w:pPr>
+            <w:r>
+              <w:rPr>
+                <w:rFonts w:ascii="Arial" w:cs="Arial" w:eastAsia="Arial" w:hAnsi="Arial"/>
+                <w:b/>
+                <w:bCs/>
+                <w:i w:val="false"/>
+                <w:iCs w:val="false"/>
+                <w:color w:val="000000"/>
+                <w:sz w:val="22"/>
+                <w:szCs w:val="22"/>
               </w:rPr>
               <w:t xml:space="preserve">Independent Practice / Code Along</w:t>
+            </w:r>
+            <w:r>
+              <w:rPr>
+                <w:rFonts w:ascii="Arial" w:cs="Arial" w:eastAsia="Arial" w:hAnsi="Arial"/>
+                <w:sz w:val="20"/>
+                <w:szCs w:val="20"/>
+              </w:rPr>
+              <w:br/>
+              <w:t xml:space="preserve"/>
+            </w:r>
+            <w:r>
+              <w:rPr>
+                <w:rFonts w:ascii="Arial" w:cs="Arial" w:eastAsia="Arial" w:hAnsi="Arial"/>
+                <w:b/>
+                <w:bCs/>
+                <w:i w:val="false"/>
+                <w:iCs w:val="false"/>
+                <w:color w:val="000000"/>
+                <w:sz w:val="20"/>
+                <w:szCs w:val="20"/>
+              </w:rPr>
+              <w:t xml:space="preserve">    Beginner: </w:t>
+            </w:r>
+            <w:r>
+              <w:rPr>
+                <w:rFonts w:ascii="Arial" w:cs="Arial" w:eastAsia="Arial" w:hAnsi="Arial"/>
+                <w:b w:val="false"/>
+                <w:bCs w:val="false"/>
+                <w:i w:val="false"/>
+                <w:iCs w:val="false"/>
+                <w:color w:val="000000"/>
+                <w:sz w:val="20"/>
+                <w:szCs w:val="20"/>
+              </w:rPr>
+              <w:t xml:space="preserve">Convert this algorithm into clear pseudocode:</w:t>
+            </w:r>
+            <w:r>
+              <w:rPr>
+                <w:rFonts w:ascii="Arial" w:cs="Arial" w:eastAsia="Arial" w:hAnsi="Arial"/>
+                <w:sz w:val="20"/>
+                <w:szCs w:val="20"/>
+              </w:rPr>
+              <w:br/>
+              <w:t xml:space="preserve"/>
+            </w:r>
+            <w:r>
+              <w:rPr>
+                <w:rFonts w:ascii="Arial" w:cs="Arial" w:eastAsia="Arial" w:hAnsi="Arial"/>
+                <w:b/>
+                <w:bCs/>
+                <w:i w:val="false"/>
+                <w:iCs w:val="false"/>
+                <w:color w:val="000000"/>
+                <w:sz w:val="20"/>
+                <w:szCs w:val="20"/>
+              </w:rPr>
+              <w:t xml:space="preserve">    Intermediate: </w:t>
+            </w:r>
+            <w:r>
+              <w:rPr>
+                <w:rFonts w:ascii="Arial" w:cs="Arial" w:eastAsia="Arial" w:hAnsi="Arial"/>
+                <w:b w:val="false"/>
+                <w:bCs w:val="false"/>
+                <w:i w:val="false"/>
+                <w:iCs w:val="false"/>
+                <w:color w:val="000000"/>
+                <w:sz w:val="20"/>
+                <w:szCs w:val="20"/>
+              </w:rPr>
+              <w:t xml:space="preserve">Write pseudocode for ordering a pizza online (including a decision: what if they're out of your favorite topping?).</w:t>
+            </w:r>
+            <w:r>
+              <w:rPr>
+                <w:rFonts w:ascii="Arial" w:cs="Arial" w:eastAsia="Arial" w:hAnsi="Arial"/>
+                <w:sz w:val="20"/>
+                <w:szCs w:val="20"/>
+              </w:rPr>
+              <w:br/>
+              <w:t xml:space="preserve"/>
+            </w:r>
+            <w:r>
+              <w:rPr>
+                <w:rFonts w:ascii="Arial" w:cs="Arial" w:eastAsia="Arial" w:hAnsi="Arial"/>
+                <w:b/>
+                <w:bCs/>
+                <w:i w:val="false"/>
+                <w:iCs w:val="false"/>
+                <w:color w:val="000000"/>
+                <w:sz w:val="20"/>
+                <w:szCs w:val="20"/>
+              </w:rPr>
+              <w:t xml:space="preserve">    Challenge: </w:t>
+            </w:r>
+            <w:r>
+              <w:rPr>
+                <w:rFonts w:ascii="Arial" w:cs="Arial" w:eastAsia="Arial" w:hAnsi="Arial"/>
+                <w:b w:val="false"/>
+                <w:bCs w:val="false"/>
+                <w:i w:val="false"/>
+                <w:iCs w:val="false"/>
+                <w:color w:val="000000"/>
+                <w:sz w:val="20"/>
+                <w:szCs w:val="20"/>
+              </w:rPr>
+              <w:t xml:space="preserve">Create a flowchart for this scenario: "Check if a student can attend a field trip. They must be on time AND not have any failing grades." --…</w:t>
+            </w:r>
+            <w:r>
+              <w:rPr>
+                <w:rFonts w:ascii="Arial" w:cs="Arial" w:eastAsia="Arial" w:hAnsi="Arial"/>
+                <w:sz w:val="20"/>
+                <w:szCs w:val="20"/>
+              </w:rPr>
+              <w:br/>
+              <w:t xml:space="preserve"/>
+            </w:r>
+            <w:r>
+              <w:rPr>
+                <w:rFonts w:ascii="Arial" w:cs="Arial" w:eastAsia="Arial" w:hAnsi="Arial"/>
+                <w:sz w:val="20"/>
+                <w:szCs w:val="20"/>
+              </w:rPr>
+              <w:br/>
+              <w:t xml:space="preserve"/>
+            </w:r>
+            <w:r>
+              <w:rPr>
+                <w:rFonts w:ascii="Arial" w:cs="Arial" w:eastAsia="Arial" w:hAnsi="Arial"/>
+                <w:b w:val="false"/>
+                <w:bCs w:val="false"/>
+                <w:i/>
+                <w:iCs/>
+                <w:color w:val="555555"/>
+                <w:sz w:val="20"/>
+                <w:szCs w:val="20"/>
+              </w:rPr>
+              <w:t xml:space="preserve">→ Teacher circulates — offer hints, check for understanding.</w:t>
             </w:r>
           </w:p>
         </w:tc>
@@ -493,9 +1351,9 @@
               <w:right w:val="single" w:color="CCCCCC" w:sz="1"/>
             </w:tcBorders>
             <w:tcMar>
-              <w:top w:type="dxa" w:w="60"/>
+              <w:top w:type="dxa" w:w="80"/>
               <w:left w:type="dxa" w:w="120"/>
-              <w:bottom w:type="dxa" w:w="60"/>
+              <w:bottom w:type="dxa" w:w="80"/>
               <w:right w:type="dxa" w:w="120"/>
             </w:tcMar>
           </w:tcPr>
@@ -522,20 +1380,90 @@
               <w:right w:val="single" w:color="CCCCCC" w:sz="1"/>
             </w:tcBorders>
             <w:tcMar>
-              <w:top w:type="dxa" w:w="60"/>
+              <w:top w:type="dxa" w:w="80"/>
               <w:left w:type="dxa" w:w="120"/>
-              <w:bottom w:type="dxa" w:w="60"/>
+              <w:bottom w:type="dxa" w:w="80"/>
               <w:right w:type="dxa" w:w="120"/>
             </w:tcMar>
           </w:tcPr>
           <w:p>
-            <w:r>
-              <w:rPr>
-                <w:rFonts w:ascii="Arial" w:cs="Arial" w:eastAsia="Arial" w:hAnsi="Arial"/>
-                <w:sz w:val="20"/>
-                <w:szCs w:val="20"/>
+            <w:pPr>
+              <w:spacing w:after="80" w:before="80"/>
+            </w:pPr>
+            <w:r>
+              <w:rPr>
+                <w:rFonts w:ascii="Arial" w:cs="Arial" w:eastAsia="Arial" w:hAnsi="Arial"/>
+                <w:b/>
+                <w:bCs/>
+                <w:i w:val="false"/>
+                <w:iCs w:val="false"/>
+                <w:color w:val="000000"/>
+                <w:sz w:val="22"/>
+                <w:szCs w:val="22"/>
               </w:rPr>
               <w:t xml:space="preserve">Exit Ticket / Wrap-Up</w:t>
+            </w:r>
+            <w:r>
+              <w:rPr>
+                <w:rFonts w:ascii="Arial" w:cs="Arial" w:eastAsia="Arial" w:hAnsi="Arial"/>
+                <w:sz w:val="20"/>
+                <w:szCs w:val="20"/>
+              </w:rPr>
+              <w:br/>
+              <w:t xml:space="preserve"/>
+            </w:r>
+            <w:r>
+              <w:rPr>
+                <w:rFonts w:ascii="Arial" w:cs="Arial" w:eastAsia="Arial" w:hAnsi="Arial"/>
+                <w:sz w:val="20"/>
+                <w:szCs w:val="20"/>
+              </w:rPr>
+              <w:br/>
+              <w:t xml:space="preserve"/>
+            </w:r>
+            <w:r>
+              <w:rPr>
+                <w:rFonts w:ascii="Arial" w:cs="Arial" w:eastAsia="Arial" w:hAnsi="Arial"/>
+                <w:b w:val="false"/>
+                <w:bCs w:val="false"/>
+                <w:i w:val="false"/>
+                <w:iCs w:val="false"/>
+                <w:color w:val="000000"/>
+                <w:sz w:val="20"/>
+                <w:szCs w:val="20"/>
+              </w:rPr>
+              <w:t xml:space="preserve">Quick Check: Write and trace pseudocode and flowcharts to represent algorithms?</w:t>
+            </w:r>
+            <w:r>
+              <w:rPr>
+                <w:rFonts w:ascii="Arial" w:cs="Arial" w:eastAsia="Arial" w:hAnsi="Arial"/>
+                <w:sz w:val="20"/>
+                <w:szCs w:val="20"/>
+              </w:rPr>
+              <w:br/>
+              <w:t xml:space="preserve"/>
+            </w:r>
+            <w:r>
+              <w:rPr>
+                <w:rFonts w:ascii="Arial" w:cs="Arial" w:eastAsia="Arial" w:hAnsi="Arial"/>
+                <w:sz w:val="20"/>
+                <w:szCs w:val="20"/>
+              </w:rPr>
+              <w:br/>
+              <w:t xml:space="preserve"/>
+            </w:r>
+            <w:r>
+              <w:rPr>
+                <w:rFonts w:ascii="Arial" w:cs="Arial" w:eastAsia="Arial" w:hAnsi="Arial"/>
+                <w:b w:val="false"/>
+                <w:bCs w:val="false"/>
+                <w:i/>
+                <w:iCs/>
+                <w:color w:val="555555"/>
+                <w:sz w:val="20"/>
+                <w:szCs w:val="20"/>
+              </w:rPr>
+              <w:t xml:space="preserve">→ 3–2–1: Name 3 things learned, 2 new vocab words, 1 question you still have.</w:t>
             </w:r>
           </w:p>
         </w:tc>
@@ -940,7 +1868,7 @@
                 <w:sz w:val="18"/>
                 <w:szCs w:val="18"/>
               </w:rPr>
-              <w:t xml:space="preserve"># Example: Average of two numbers</w:t>
+              <w:t xml:space="preserve">num1 = int(input("Enter first number: "))</w:t>
             </w:r>
           </w:p>
           <w:p>
@@ -953,7 +1881,7 @@
                 <w:sz w:val="18"/>
                 <w:szCs w:val="18"/>
               </w:rPr>
-              <w:t xml:space="preserve"># Pseudocode first:</w:t>
+              <w:t xml:space="preserve">num2 = int(input("Enter second number: "))</w:t>
             </w:r>
           </w:p>
           <w:p>
@@ -966,7 +1894,7 @@
                 <w:sz w:val="18"/>
                 <w:szCs w:val="18"/>
               </w:rPr>
-              <w:t xml:space="preserve"># 1. Ask user for first number</w:t>
+              <w:t xml:space="preserve">average = (num1 + num2) / 2</w:t>
             </w:r>
           </w:p>
           <w:p>
@@ -979,228 +1907,7 @@
                 <w:sz w:val="18"/>
                 <w:szCs w:val="18"/>
               </w:rPr>
-              <w:t xml:space="preserve"># 2. Ask user for second number</w:t>
-            </w:r>
-          </w:p>
-          <w:p>
-            <w:pPr>
-              <w:spacing w:after="20"/>
-            </w:pPr>
-            <w:r>
-              <w:rPr>
-                <w:rFonts w:ascii="Courier New" w:cs="Courier New" w:eastAsia="Courier New" w:hAnsi="Courier New"/>
-                <w:sz w:val="18"/>
-                <w:szCs w:val="18"/>
-              </w:rPr>
-              <w:t xml:space="preserve"># 3. Add them together</w:t>
-            </w:r>
-          </w:p>
-          <w:p>
-            <w:pPr>
-              <w:spacing w:after="20"/>
-            </w:pPr>
-            <w:r>
-              <w:rPr>
-                <w:rFonts w:ascii="Courier New" w:cs="Courier New" w:eastAsia="Courier New" w:hAnsi="Courier New"/>
-                <w:sz w:val="18"/>
-                <w:szCs w:val="18"/>
-              </w:rPr>
-              <w:t xml:space="preserve"># 4. Divide the sum by 2</w:t>
-            </w:r>
-          </w:p>
-          <w:p>
-            <w:pPr>
-              <w:spacing w:after="20"/>
-            </w:pPr>
-            <w:r>
-              <w:rPr>
-                <w:rFonts w:ascii="Courier New" w:cs="Courier New" w:eastAsia="Courier New" w:hAnsi="Courier New"/>
-                <w:sz w:val="18"/>
-                <w:szCs w:val="18"/>
-              </w:rPr>
-              <w:t xml:space="preserve"># 5. Print the result</w:t>
-            </w:r>
-          </w:p>
-          <w:p>
-            <w:pPr>
-              <w:spacing w:after="20"/>
-            </w:pPr>
-            <w:r>
-              <w:rPr>
-                <w:rFonts w:ascii="Courier New" w:cs="Courier New" w:eastAsia="Courier New" w:hAnsi="Courier New"/>
-                <w:sz w:val="18"/>
-                <w:szCs w:val="18"/>
-              </w:rPr>
-              <w:t xml:space="preserve"> </w:t>
-            </w:r>
-          </w:p>
-          <w:p>
-            <w:pPr>
-              <w:spacing w:after="20"/>
-            </w:pPr>
-            <w:r>
-              <w:rPr>
-                <w:rFonts w:ascii="Courier New" w:cs="Courier New" w:eastAsia="Courier New" w:hAnsi="Courier New"/>
-                <w:sz w:val="18"/>
-                <w:szCs w:val="18"/>
-              </w:rPr>
-              <w:t xml:space="preserve"># Python code implementing the pseudocode:</w:t>
-            </w:r>
-          </w:p>
-          <w:p>
-            <w:pPr>
-              <w:spacing w:after="20"/>
-            </w:pPr>
-            <w:r>
-              <w:rPr>
-                <w:rFonts w:ascii="Courier New" w:cs="Courier New" w:eastAsia="Courier New" w:hAnsi="Courier New"/>
-                <w:sz w:val="18"/>
-                <w:szCs w:val="18"/>
-              </w:rPr>
-              <w:t xml:space="preserve">num1 = int(input("Enter first number: "))</w:t>
-            </w:r>
-          </w:p>
-          <w:p>
-            <w:pPr>
-              <w:spacing w:after="20"/>
-            </w:pPr>
-            <w:r>
-              <w:rPr>
-                <w:rFonts w:ascii="Courier New" w:cs="Courier New" w:eastAsia="Courier New" w:hAnsi="Courier New"/>
-                <w:sz w:val="18"/>
-                <w:szCs w:val="18"/>
-              </w:rPr>
-              <w:t xml:space="preserve">num2 = int(input("Enter second number: "))</w:t>
-            </w:r>
-          </w:p>
-          <w:p>
-            <w:pPr>
-              <w:spacing w:after="20"/>
-            </w:pPr>
-            <w:r>
-              <w:rPr>
-                <w:rFonts w:ascii="Courier New" w:cs="Courier New" w:eastAsia="Courier New" w:hAnsi="Courier New"/>
-                <w:sz w:val="18"/>
-                <w:szCs w:val="18"/>
-              </w:rPr>
-              <w:t xml:space="preserve">average = (num1 + num2) / 2</w:t>
-            </w:r>
-          </w:p>
-          <w:p>
-            <w:pPr>
-              <w:spacing w:after="20"/>
-            </w:pPr>
-            <w:r>
-              <w:rPr>
-                <w:rFonts w:ascii="Courier New" w:cs="Courier New" w:eastAsia="Courier New" w:hAnsi="Courier New"/>
-                <w:sz w:val="18"/>
-                <w:szCs w:val="18"/>
-              </w:rPr>
               <w:t xml:space="preserve">print(f"Average: {average}")</w:t>
-            </w:r>
-          </w:p>
-          <w:p>
-            <w:pPr>
-              <w:spacing w:after="20"/>
-            </w:pPr>
-            <w:r>
-              <w:rPr>
-                <w:rFonts w:ascii="Courier New" w:cs="Courier New" w:eastAsia="Courier New" w:hAnsi="Courier New"/>
-                <w:sz w:val="18"/>
-                <w:szCs w:val="18"/>
-              </w:rPr>
-              <w:t xml:space="preserve"> </w:t>
-            </w:r>
-          </w:p>
-          <w:p>
-            <w:pPr>
-              <w:spacing w:after="20"/>
-            </w:pPr>
-            <w:r>
-              <w:rPr>
-                <w:rFonts w:ascii="Courier New" w:cs="Courier New" w:eastAsia="Courier New" w:hAnsi="Courier New"/>
-                <w:sz w:val="18"/>
-                <w:szCs w:val="18"/>
-              </w:rPr>
-              <w:t xml:space="preserve"># Example 2: Larger of two numbers (with decision)</w:t>
-            </w:r>
-          </w:p>
-          <w:p>
-            <w:pPr>
-              <w:spacing w:after="20"/>
-            </w:pPr>
-            <w:r>
-              <w:rPr>
-                <w:rFonts w:ascii="Courier New" w:cs="Courier New" w:eastAsia="Courier New" w:hAnsi="Courier New"/>
-                <w:sz w:val="18"/>
-                <w:szCs w:val="18"/>
-              </w:rPr>
-              <w:t xml:space="preserve"># Pseudocode:</w:t>
-            </w:r>
-          </w:p>
-          <w:p>
-            <w:pPr>
-              <w:spacing w:after="20"/>
-            </w:pPr>
-            <w:r>
-              <w:rPr>
-                <w:rFonts w:ascii="Courier New" w:cs="Courier New" w:eastAsia="Courier New" w:hAnsi="Courier New"/>
-                <w:sz w:val="18"/>
-                <w:szCs w:val="18"/>
-              </w:rPr>
-              <w:t xml:space="preserve"># 1. Ask user for first number</w:t>
-            </w:r>
-          </w:p>
-          <w:p>
-            <w:pPr>
-              <w:spacing w:after="20"/>
-            </w:pPr>
-            <w:r>
-              <w:rPr>
-                <w:rFonts w:ascii="Courier New" w:cs="Courier New" w:eastAsia="Courier New" w:hAnsi="Courier New"/>
-                <w:sz w:val="18"/>
-                <w:szCs w:val="18"/>
-              </w:rPr>
-              <w:t xml:space="preserve"># 2. Ask user for second number</w:t>
-            </w:r>
-          </w:p>
-          <w:p>
-            <w:pPr>
-              <w:spacing w:after="20"/>
-            </w:pPr>
-            <w:r>
-              <w:rPr>
-                <w:rFonts w:ascii="Courier New" w:cs="Courier New" w:eastAsia="Courier New" w:hAnsi="Courier New"/>
-                <w:sz w:val="18"/>
-                <w:szCs w:val="18"/>
-              </w:rPr>
-              <w:t xml:space="preserve"># 3. If first &gt; second, display first</w:t>
-            </w:r>
-          </w:p>
-          <w:p>
-            <w:pPr>
-              <w:spacing w:after="20"/>
-            </w:pPr>
-            <w:r>
-              <w:rPr>
-                <w:rFonts w:ascii="Courier New" w:cs="Courier New" w:eastAsia="Courier New" w:hAnsi="Courier New"/>
-                <w:sz w:val="18"/>
-                <w:szCs w:val="18"/>
-              </w:rPr>
-              <w:t xml:space="preserve"># 4. Otherwise display second</w:t>
-            </w:r>
-          </w:p>
-          <w:p>
-            <w:pPr>
-              <w:spacing w:after="20"/>
-            </w:pPr>
-            <w:r>
-              <w:rPr>
-                <w:rFonts w:ascii="Courier New" w:cs="Courier New" w:eastAsia="Courier New" w:hAnsi="Courier New"/>
-                <w:sz w:val="18"/>
-                <w:szCs w:val="18"/>
-              </w:rPr>
-              <w:t xml:space="preserve"># (We'll learn if/else statements later!)</w:t>
             </w:r>
           </w:p>
         </w:tc>
@@ -1321,7 +2028,7 @@
                 <w:sz w:val="18"/>
                 <w:szCs w:val="18"/>
               </w:rPr>
-              <w:t xml:space="preserve"># Problem 1 Example Pseudocode:</w:t>
+              <w:t xml:space="preserve">Start</w:t>
             </w:r>
           </w:p>
           <w:p>
@@ -1334,7 +2041,7 @@
                 <w:sz w:val="18"/>
                 <w:szCs w:val="18"/>
               </w:rPr>
-              <w:t xml:space="preserve">Start</w:t>
+              <w:t xml:space="preserve">Display "Welcome"</w:t>
             </w:r>
           </w:p>
           <w:p>
@@ -1347,7 +2054,7 @@
                 <w:sz w:val="18"/>
                 <w:szCs w:val="18"/>
               </w:rPr>
-              <w:t xml:space="preserve">Display "Welcome"</w:t>
+              <w:t xml:space="preserve">Ask user for name, store in variable</w:t>
             </w:r>
           </w:p>
           <w:p>
@@ -1360,7 +2067,7 @@
                 <w:sz w:val="18"/>
                 <w:szCs w:val="18"/>
               </w:rPr>
-              <w:t xml:space="preserve">Ask user for name, store in variable</w:t>
+              <w:t xml:space="preserve">Ask user for age, store in variable</w:t>
             </w:r>
           </w:p>
           <w:p>
@@ -1373,7 +2080,7 @@
                 <w:sz w:val="18"/>
                 <w:szCs w:val="18"/>
               </w:rPr>
-              <w:t xml:space="preserve">Ask user for age, store in variable</w:t>
+              <w:t xml:space="preserve">Subtract age from 2026, store as birth_year</w:t>
             </w:r>
           </w:p>
           <w:p>
@@ -1386,7 +2093,7 @@
                 <w:sz w:val="18"/>
                 <w:szCs w:val="18"/>
               </w:rPr>
-              <w:t xml:space="preserve">Subtract age from 2026, store as birth_year</w:t>
+              <w:t xml:space="preserve">Display "Your name is [name] and you were born in [birth_year]"</w:t>
             </w:r>
           </w:p>
           <w:p>
@@ -1399,7 +2106,7 @@
                 <w:sz w:val="18"/>
                 <w:szCs w:val="18"/>
               </w:rPr>
-              <w:t xml:space="preserve">Display "Your name is [name] and you were born in [birth_year]"</w:t>
+              <w:t xml:space="preserve">End</w:t>
             </w:r>
           </w:p>
           <w:p>
@@ -1412,7 +2119,7 @@
                 <w:sz w:val="18"/>
                 <w:szCs w:val="18"/>
               </w:rPr>
-              <w:t xml:space="preserve">End</w:t>
+              <w:t xml:space="preserve"> </w:t>
             </w:r>
           </w:p>
           <w:p>
@@ -1426,19 +2133,6 @@
                 <w:szCs w:val="18"/>
               </w:rPr>
               <w:t xml:space="preserve"> </w:t>
-            </w:r>
-          </w:p>
-          <w:p>
-            <w:pPr>
-              <w:spacing w:after="20"/>
-            </w:pPr>
-            <w:r>
-              <w:rPr>
-                <w:rFonts w:ascii="Courier New" w:cs="Courier New" w:eastAsia="Courier New" w:hAnsi="Courier New"/>
-                <w:sz w:val="18"/>
-                <w:szCs w:val="18"/>
-              </w:rPr>
-              <w:t xml:space="preserve"># Problem 2 Example Pseudocode (first 6 steps):</w:t>
             </w:r>
           </w:p>
           <w:p>

--- a/Coding 1 - year/Unit 1 - Intro to Programming/Daily Lesson Plans/Word/Day 2.docx
+++ b/Coding 1 - year/Unit 1 - Intro to Programming/Daily Lesson Plans/Word/Day 2.docx
@@ -380,7 +380,7 @@
                 <w:sz w:val="20"/>
                 <w:szCs w:val="20"/>
               </w:rPr>
-              <w:t xml:space="preserve">    What do you already know about how to write and trace pseudocode and flowcharts to represent algorithms?</w:t>
+              <w:t xml:space="preserve">    If you had to write and trace pseudocode and flowcharts to represent algorithms, what would be the very first line of code you'd write? Why?</w:t>
             </w:r>
             <w:r>
               <w:rPr>
@@ -477,7 +477,7 @@
                 <w:sz w:val="20"/>
                 <w:szCs w:val="20"/>
               </w:rPr>
-              <w:t xml:space="preserve">Today's Goal: By the end of class you will be able to write and trace pseudocode and flowcharts to represent algorithms.</w:t>
+              <w:t xml:space="preserve">Today’s Goal: By the end of class you will be able to write and trace pseudocode and flowcharts to represent algorithms.</w:t>
             </w:r>
             <w:r>
               <w:rPr>
@@ -1432,7 +1432,7 @@
                 <w:sz w:val="20"/>
                 <w:szCs w:val="20"/>
               </w:rPr>
-              <w:t xml:space="preserve">Quick Check: Write and trace pseudocode and flowcharts to represent algorithms?</w:t>
+              <w:t xml:space="preserve">Without looking at your notes, write pseudocode showing how to write and trace pseudocode and flowcharts to represent algorithms.</w:t>
             </w:r>
             <w:r>
               <w:rPr>
